--- a/wzór AeroRun Score.docx
+++ b/wzór AeroRun Score.docx
@@ -18,39 +18,8 @@
           <w:sz w:val="40"/>
           <w:szCs w:val="40"/>
         </w:rPr>
-        <w:t xml:space="preserve">Główny wzór </w:t>
-      </w:r>
-      <w:proofErr w:type="spellStart"/>
-      <w:r>
-        <w:rPr>
-          <w:b/>
-          <w:bCs/>
-          <w:sz w:val="40"/>
-          <w:szCs w:val="40"/>
-        </w:rPr>
-        <w:t>AeroRun</w:t>
-      </w:r>
-      <w:proofErr w:type="spellEnd"/>
-      <w:r>
-        <w:rPr>
-          <w:b/>
-          <w:bCs/>
-          <w:sz w:val="40"/>
-          <w:szCs w:val="40"/>
-        </w:rPr>
-        <w:t xml:space="preserve"> </w:t>
-      </w:r>
-      <w:proofErr w:type="spellStart"/>
-      <w:r>
-        <w:rPr>
-          <w:b/>
-          <w:bCs/>
-          <w:sz w:val="40"/>
-          <w:szCs w:val="40"/>
-        </w:rPr>
-        <w:t>Score</w:t>
-      </w:r>
-      <w:proofErr w:type="spellEnd"/>
+        <w:t>Główny wzór AeroRun Score</w:t>
+      </w:r>
     </w:p>
     <w:p>
       <w:pPr>
@@ -64,119 +33,7 @@
           <w:sz w:val="40"/>
           <w:szCs w:val="40"/>
         </w:rPr>
-        <w:t>ARS</w:t>
-      </w:r>
-      <w:r>
-        <w:rPr>
-          <w:sz w:val="40"/>
-          <w:szCs w:val="40"/>
-        </w:rPr>
-        <w:t xml:space="preserve"> </w:t>
-      </w:r>
-      <w:r>
-        <w:rPr>
-          <w:sz w:val="40"/>
-          <w:szCs w:val="40"/>
-        </w:rPr>
-        <w:t>=</w:t>
-      </w:r>
-      <w:r>
-        <w:rPr>
-          <w:sz w:val="40"/>
-          <w:szCs w:val="40"/>
-        </w:rPr>
-        <w:t xml:space="preserve"> </w:t>
-      </w:r>
-      <w:r>
-        <w:rPr>
-          <w:sz w:val="40"/>
-          <w:szCs w:val="40"/>
-        </w:rPr>
-        <w:t>0,60A</w:t>
-      </w:r>
-      <w:r>
-        <w:rPr>
-          <w:sz w:val="40"/>
-          <w:szCs w:val="40"/>
-        </w:rPr>
-        <w:t xml:space="preserve"> </w:t>
-      </w:r>
-      <w:r>
-        <w:rPr>
-          <w:sz w:val="40"/>
-          <w:szCs w:val="40"/>
-        </w:rPr>
-        <w:t>+</w:t>
-      </w:r>
-      <w:r>
-        <w:rPr>
-          <w:sz w:val="40"/>
-          <w:szCs w:val="40"/>
-        </w:rPr>
-        <w:t xml:space="preserve"> </w:t>
-      </w:r>
-      <w:r>
-        <w:rPr>
-          <w:sz w:val="40"/>
-          <w:szCs w:val="40"/>
-        </w:rPr>
-        <w:t>0,20T</w:t>
-      </w:r>
-      <w:r>
-        <w:rPr>
-          <w:sz w:val="40"/>
-          <w:szCs w:val="40"/>
-        </w:rPr>
-        <w:t xml:space="preserve"> </w:t>
-      </w:r>
-      <w:r>
-        <w:rPr>
-          <w:sz w:val="40"/>
-          <w:szCs w:val="40"/>
-        </w:rPr>
-        <w:t>+</w:t>
-      </w:r>
-      <w:r>
-        <w:rPr>
-          <w:sz w:val="40"/>
-          <w:szCs w:val="40"/>
-        </w:rPr>
-        <w:t xml:space="preserve"> </w:t>
-      </w:r>
-      <w:r>
-        <w:rPr>
-          <w:sz w:val="40"/>
-          <w:szCs w:val="40"/>
-        </w:rPr>
-        <w:t>0,10W</w:t>
-      </w:r>
-      <w:r>
-        <w:rPr>
-          <w:sz w:val="40"/>
-          <w:szCs w:val="40"/>
-        </w:rPr>
-        <w:t xml:space="preserve"> </w:t>
-      </w:r>
-      <w:r>
-        <w:rPr>
-          <w:sz w:val="40"/>
-          <w:szCs w:val="40"/>
-        </w:rPr>
-        <w:t>+</w:t>
-      </w:r>
-      <w:r>
-        <w:rPr>
-          <w:sz w:val="40"/>
-          <w:szCs w:val="40"/>
-        </w:rPr>
-        <w:t xml:space="preserve"> </w:t>
-      </w:r>
-      <w:r>
-        <w:rPr>
-          <w:sz w:val="40"/>
-          <w:szCs w:val="40"/>
-        </w:rPr>
-        <w:t>0,10P</w:t>
+        <w:t>ARS = 0,60A + 0,20T + 0,10W + 0,10P</w:t>
       </w:r>
     </w:p>
     <w:p>
@@ -471,29 +328,18 @@
       <w:r>
         <w:t xml:space="preserve"> </w:t>
       </w:r>
-      <w:proofErr w:type="gramStart"/>
-      <w:r>
-        <w:t>max(</w:t>
-      </w:r>
-      <w:proofErr w:type="gramEnd"/>
-      <w:r>
-        <w:t>0,100-40</w:t>
+      <w:r>
+        <w:t>max(0,100-40</w:t>
       </w:r>
       <w:r>
         <w:t xml:space="preserve"> * </w:t>
       </w:r>
-      <w:proofErr w:type="gramStart"/>
-      <w:r>
-        <w:t>max(</w:t>
-      </w:r>
-      <w:proofErr w:type="gramEnd"/>
-      <w:r>
-        <w:t>PM2.5</w:t>
+      <w:r>
+        <w:t>max(PM2.5</w:t>
       </w:r>
       <w:r>
         <w:t>/</w:t>
       </w:r>
-      <w:proofErr w:type="gramStart"/>
       <w:r>
         <w:t>15</w:t>
       </w:r>
@@ -501,11 +347,7 @@
         <w:t>,</w:t>
       </w:r>
       <w:r>
-        <w:t>PM</w:t>
-      </w:r>
-      <w:proofErr w:type="gramEnd"/>
-      <w:r>
-        <w:t>10</w:t>
+        <w:t>PM10</w:t>
       </w:r>
       <w:r>
         <w:t>/</w:t>
@@ -558,6 +400,9 @@
     </w:p>
     <w:p>
       <w:r>
+        <w:rPr>
+          <w:noProof/>
+        </w:rPr>
         <w:drawing>
           <wp:inline distT="0" distB="0" distL="0" distR="0" wp14:anchorId="437D1936" wp14:editId="313D125F">
             <wp:extent cx="4008467" cy="853514"/>
@@ -574,7 +419,7 @@
                     <pic:cNvPicPr/>
                   </pic:nvPicPr>
                   <pic:blipFill>
-                    <a:blip r:embed="rId4"/>
+                    <a:blip r:embed="rId5"/>
                     <a:stretch>
                       <a:fillRect/>
                     </a:stretch>
@@ -616,7 +461,7 @@
                     <pic:cNvPicPr/>
                   </pic:nvPicPr>
                   <pic:blipFill>
-                    <a:blip r:embed="rId5">
+                    <a:blip r:embed="rId6">
                       <a:extLst>
                         <a:ext uri="{28A0092B-C50C-407E-A947-70E740481C1C}">
                           <a14:useLocalDpi xmlns:a14="http://schemas.microsoft.com/office/drawing/2010/main" val="0"/>
@@ -672,24 +517,14 @@
       <w:r>
         <w:t xml:space="preserve"> </w:t>
       </w:r>
-      <w:proofErr w:type="gramStart"/>
-      <w:r>
-        <w:t>max(</w:t>
-      </w:r>
-      <w:proofErr w:type="gramEnd"/>
-      <w:r>
-        <w:t>0,100-5</w:t>
+      <w:r>
+        <w:t>max(0,100-5</w:t>
       </w:r>
       <w:r>
         <w:t xml:space="preserve"> * </w:t>
       </w:r>
-      <w:proofErr w:type="gramStart"/>
-      <w:r>
-        <w:t>max(</w:t>
-      </w:r>
-      <w:proofErr w:type="gramEnd"/>
-      <w:r>
-        <w:t>0,</w:t>
+      <w:r>
+        <w:t>max(0,</w:t>
       </w:r>
       <w:r>
         <w:t xml:space="preserve"> </w:t>
@@ -731,15 +566,7 @@
     </w:p>
     <w:p>
       <w:r>
-        <w:t>P=</w:t>
-      </w:r>
-      <w:proofErr w:type="gramStart"/>
-      <w:r>
-        <w:t>max(</w:t>
-      </w:r>
-      <w:proofErr w:type="gramEnd"/>
-      <w:r>
-        <w:t>0,</w:t>
+        <w:t>P=max(0,</w:t>
       </w:r>
       <w:r>
         <w:t xml:space="preserve"> </w:t>
@@ -761,6 +588,9 @@
     </w:p>
     <w:p>
       <w:r>
+        <w:rPr>
+          <w:noProof/>
+        </w:rPr>
         <w:drawing>
           <wp:inline distT="0" distB="0" distL="0" distR="0" wp14:anchorId="624B84CA" wp14:editId="38145D68">
             <wp:extent cx="6645910" cy="1130300"/>
@@ -777,7 +607,7 @@
                     <pic:cNvPicPr/>
                   </pic:nvPicPr>
                   <pic:blipFill>
-                    <a:blip r:embed="rId6"/>
+                    <a:blip r:embed="rId7"/>
                     <a:stretch>
                       <a:fillRect/>
                     </a:stretch>
@@ -799,6 +629,390 @@
       </w:r>
     </w:p>
     <w:p/>
+    <w:p>
+      <w:r>
+        <w:rPr>
+          <w:b/>
+          <w:bCs/>
+        </w:rPr>
+        <w:t>Warunek brzegowy bezpieczeństwa (Reguła weta)</w:t>
+      </w:r>
+    </w:p>
+    <w:p>
+      <w:r>
+        <w:t>Klasyczna średnia ważona w głównym wzorze (</w:t>
+      </w:r>
+      <m:oMath>
+        <m:r>
+          <w:rPr>
+            <w:rFonts w:ascii="Cambria Math" w:hAnsi="Cambria Math"/>
+          </w:rPr>
+          <m:t>ARS=0,60A+0,20T+0,10W+0,10P</m:t>
+        </m:r>
+      </m:oMath>
+      <w:r>
+        <w:t xml:space="preserve">) charakteryzuje się tzw. efektem kompensacji. Oznacza to, że bardzo dobre parametry pogodowe mogą sztucznie zawyżyć wynik końcowy w sytuacjach skrajnie niebezpiecznych lub uniemożliwiających trening: </w:t>
+      </w:r>
+    </w:p>
+    <w:p>
+      <w:pPr>
+        <w:numPr>
+          <w:ilvl w:val="0"/>
+          <w:numId w:val="1"/>
+        </w:numPr>
+      </w:pPr>
+      <w:r>
+        <w:rPr>
+          <w:b/>
+          <w:bCs/>
+        </w:rPr>
+        <w:t>Ekstremalny smog przy idealnej pogodzie:</w:t>
+      </w:r>
+      <w:r>
+        <w:t xml:space="preserve"> Gdy stężenie pyłów przekracza normy WHO ponad 2,5-krotnie (np. </w:t>
+      </w:r>
+      <m:oMath>
+        <m:r>
+          <m:rPr>
+            <m:sty m:val="p"/>
+          </m:rPr>
+          <w:rPr>
+            <w:rFonts w:ascii="Cambria Math" w:hAnsi="Cambria Math"/>
+          </w:rPr>
+          <m:t>PM2.5</m:t>
+        </m:r>
+        <m:r>
+          <w:rPr>
+            <w:rFonts w:ascii="Cambria Math" w:hAnsi="Cambria Math"/>
+          </w:rPr>
+          <m:t>≥37,5</m:t>
+        </m:r>
+        <m:r>
+          <m:rPr>
+            <m:sty m:val="p"/>
+          </m:rPr>
+          <w:rPr>
+            <w:rFonts w:ascii="Cambria Math" w:hAnsi="Cambria Math"/>
+          </w:rPr>
+          <m:t> </m:t>
+        </m:r>
+        <m:r>
+          <w:rPr>
+            <w:rFonts w:ascii="Cambria Math" w:hAnsi="Cambria Math"/>
+          </w:rPr>
+          <m:t>μ</m:t>
+        </m:r>
+        <m:sSup>
+          <m:sSupPr>
+            <m:ctrlPr>
+              <w:rPr>
+                <w:rFonts w:ascii="Cambria Math" w:hAnsi="Cambria Math"/>
+              </w:rPr>
+            </m:ctrlPr>
+          </m:sSupPr>
+          <m:e>
+            <m:r>
+              <m:rPr>
+                <m:sty m:val="p"/>
+              </m:rPr>
+              <w:rPr>
+                <w:rFonts w:ascii="Cambria Math" w:hAnsi="Cambria Math"/>
+              </w:rPr>
+              <m:t>g/m</m:t>
+            </m:r>
+          </m:e>
+          <m:sup>
+            <m:r>
+              <w:rPr>
+                <w:rFonts w:ascii="Cambria Math" w:hAnsi="Cambria Math"/>
+              </w:rPr>
+              <m:t>3</m:t>
+            </m:r>
+          </m:sup>
+        </m:sSup>
+      </m:oMath>
+      <w:r>
+        <w:t>), sub-indeks jakości powietrza spada do zera (</w:t>
+      </w:r>
+      <m:oMath>
+        <m:r>
+          <w:rPr>
+            <w:rFonts w:ascii="Cambria Math" w:hAnsi="Cambria Math"/>
+          </w:rPr>
+          <m:t>A=0</m:t>
+        </m:r>
+      </m:oMath>
+      <w:r>
+        <w:t>). Jeśli jednocześnie panuje bezwietrzna, słoneczna pogoda (</w:t>
+      </w:r>
+      <m:oMath>
+        <m:r>
+          <w:rPr>
+            <w:rFonts w:ascii="Cambria Math" w:hAnsi="Cambria Math"/>
+          </w:rPr>
+          <m:t>T=100,W=100,P=100</m:t>
+        </m:r>
+      </m:oMath>
+      <w:r>
+        <w:t xml:space="preserve">), podstawowy wzór zwraca wynik </w:t>
+      </w:r>
+      <m:oMath>
+        <m:r>
+          <w:rPr>
+            <w:rFonts w:ascii="Cambria Math" w:hAnsi="Cambria Math"/>
+          </w:rPr>
+          <m:t>ARS=40</m:t>
+        </m:r>
+        <m:r>
+          <m:rPr>
+            <m:sty m:val="p"/>
+          </m:rPr>
+          <w:rPr>
+            <w:rFonts w:ascii="Cambria Math" w:hAnsi="Cambria Math"/>
+          </w:rPr>
+          <m:t> pkt</m:t>
+        </m:r>
+      </m:oMath>
+      <w:r>
+        <w:t xml:space="preserve">, co błędnie kwalifikuje warunki do kategorii </w:t>
+      </w:r>
+      <w:r>
+        <w:rPr>
+          <w:i/>
+          <w:iCs/>
+        </w:rPr>
+        <w:t>OGRANICZ WYSIŁEK</w:t>
+      </w:r>
+      <w:r>
+        <w:t xml:space="preserve"> (40–69 pkt) zamiast </w:t>
+      </w:r>
+      <w:r>
+        <w:rPr>
+          <w:i/>
+          <w:iCs/>
+        </w:rPr>
+        <w:t>ZOSTAŃ W DOMU</w:t>
+      </w:r>
+      <w:r>
+        <w:t xml:space="preserve"> (0–39 pkt). </w:t>
+      </w:r>
+    </w:p>
+    <w:p>
+      <w:pPr>
+        <w:numPr>
+          <w:ilvl w:val="0"/>
+          <w:numId w:val="1"/>
+        </w:numPr>
+      </w:pPr>
+      <w:r>
+        <w:rPr>
+          <w:b/>
+          <w:bCs/>
+        </w:rPr>
+        <w:t>Intensywny opad przy czystym powietrzu:</w:t>
+      </w:r>
+      <w:r>
+        <w:t xml:space="preserve"> Podczas ulewy (</w:t>
+      </w:r>
+      <m:oMath>
+        <m:r>
+          <w:rPr>
+            <w:rFonts w:ascii="Cambria Math" w:hAnsi="Cambria Math"/>
+          </w:rPr>
+          <m:t>≥4</m:t>
+        </m:r>
+        <m:r>
+          <m:rPr>
+            <m:sty m:val="p"/>
+          </m:rPr>
+          <w:rPr>
+            <w:rFonts w:ascii="Cambria Math" w:hAnsi="Cambria Math"/>
+          </w:rPr>
+          <m:t> mm/h</m:t>
+        </m:r>
+      </m:oMath>
+      <w:r>
+        <w:t xml:space="preserve">, czyli </w:t>
+      </w:r>
+      <m:oMath>
+        <m:r>
+          <w:rPr>
+            <w:rFonts w:ascii="Cambria Math" w:hAnsi="Cambria Math"/>
+          </w:rPr>
+          <m:t>P=0</m:t>
+        </m:r>
+      </m:oMath>
+      <w:r>
+        <w:t>), ale przy czystym powietrzu i optymalnej temperaturze (</w:t>
+      </w:r>
+      <m:oMath>
+        <m:r>
+          <w:rPr>
+            <w:rFonts w:ascii="Cambria Math" w:hAnsi="Cambria Math"/>
+          </w:rPr>
+          <m:t>A=100,T=100,W=100</m:t>
+        </m:r>
+      </m:oMath>
+      <w:r>
+        <w:t xml:space="preserve">), niska waga opadów (10%) daje wynik </w:t>
+      </w:r>
+      <m:oMath>
+        <m:r>
+          <w:rPr>
+            <w:rFonts w:ascii="Cambria Math" w:hAnsi="Cambria Math"/>
+          </w:rPr>
+          <m:t>ARS=90</m:t>
+        </m:r>
+        <m:r>
+          <m:rPr>
+            <m:sty m:val="p"/>
+          </m:rPr>
+          <w:rPr>
+            <w:rFonts w:ascii="Cambria Math" w:hAnsi="Cambria Math"/>
+          </w:rPr>
+          <m:t> pkt</m:t>
+        </m:r>
+      </m:oMath>
+      <w:r>
+        <w:t xml:space="preserve">, co skutkuje nietrafną rekomendacją </w:t>
+      </w:r>
+      <w:r>
+        <w:rPr>
+          <w:i/>
+          <w:iCs/>
+        </w:rPr>
+        <w:t>TRENUJ</w:t>
+      </w:r>
+      <w:r>
+        <w:t xml:space="preserve"> (70–100 pkt). </w:t>
+      </w:r>
+    </w:p>
+    <w:p>
+      <w:r>
+        <w:rPr>
+          <w:b/>
+          <w:bCs/>
+        </w:rPr>
+        <w:t>Rozwiązanie w modelu (Reguła weta):</w:t>
+      </w:r>
+      <w:r>
+        <w:t xml:space="preserve"> Aby wyeliminować ryzyko błędnej rekomendacji w warunkach skrajnych, do modelu wprowadzono nadrzędny warunek brzegowy. Jeżeli sub-indeks jakości powietrza spadnie do zera (</w:t>
+      </w:r>
+      <m:oMath>
+        <m:r>
+          <w:rPr>
+            <w:rFonts w:ascii="Cambria Math" w:hAnsi="Cambria Math"/>
+          </w:rPr>
+          <m:t>A=0</m:t>
+        </m:r>
+      </m:oMath>
+      <w:r>
+        <w:t>) lub wystąpi ulewny opad (</w:t>
+      </w:r>
+      <m:oMath>
+        <m:r>
+          <w:rPr>
+            <w:rFonts w:ascii="Cambria Math" w:hAnsi="Cambria Math"/>
+          </w:rPr>
+          <m:t>P=0</m:t>
+        </m:r>
+      </m:oMath>
+      <w:r>
+        <w:t xml:space="preserve">), końcowy wskaźnik </w:t>
+      </w:r>
+      <m:oMath>
+        <m:r>
+          <w:rPr>
+            <w:rFonts w:ascii="Cambria Math" w:hAnsi="Cambria Math"/>
+          </w:rPr>
+          <m:t>ARS</m:t>
+        </m:r>
+      </m:oMath>
+      <w:r>
+        <w:t xml:space="preserve"> jest </w:t>
+      </w:r>
+      <w:r>
+        <w:lastRenderedPageBreak/>
+        <w:t xml:space="preserve">automatycznie ograniczany do maksymalnie </w:t>
+      </w:r>
+      <w:r>
+        <w:rPr>
+          <w:b/>
+          <w:bCs/>
+        </w:rPr>
+        <w:t>39 punktów</w:t>
+      </w:r>
+      <w:r>
+        <w:t xml:space="preserve"> (kategoria </w:t>
+      </w:r>
+      <w:r>
+        <w:rPr>
+          <w:b/>
+          <w:bCs/>
+        </w:rPr>
+        <w:t>ZOSTAŃ W DOMU</w:t>
+      </w:r>
+      <w:r>
+        <w:t xml:space="preserve">): </w:t>
+      </w:r>
+      <w:r>
+        <w:br/>
+      </w:r>
+    </w:p>
+    <w:p>
+      <w:r>
+        <w:drawing>
+          <wp:inline distT="0" distB="0" distL="0" distR="0" wp14:anchorId="2FBEC1D9" wp14:editId="28134691">
+            <wp:extent cx="4930140" cy="883920"/>
+            <wp:effectExtent l="0" t="0" r="3810" b="0"/>
+            <wp:docPr id="1156265815" name="Obraz 2"/>
+            <wp:cNvGraphicFramePr>
+              <a:graphicFrameLocks xmlns:a="http://schemas.openxmlformats.org/drawingml/2006/main" noChangeAspect="1"/>
+            </wp:cNvGraphicFramePr>
+            <a:graphic xmlns:a="http://schemas.openxmlformats.org/drawingml/2006/main">
+              <a:graphicData uri="http://schemas.openxmlformats.org/drawingml/2006/picture">
+                <pic:pic xmlns:pic="http://schemas.openxmlformats.org/drawingml/2006/picture">
+                  <pic:nvPicPr>
+                    <pic:cNvPr id="0" name="Obraz 1"/>
+                    <pic:cNvPicPr>
+                      <a:picLocks noChangeAspect="1" noChangeArrowheads="1"/>
+                    </pic:cNvPicPr>
+                  </pic:nvPicPr>
+                  <pic:blipFill>
+                    <a:blip r:embed="rId8">
+                      <a:extLst>
+                        <a:ext uri="{28A0092B-C50C-407E-A947-70E740481C1C}">
+                          <a14:useLocalDpi xmlns:a14="http://schemas.microsoft.com/office/drawing/2010/main" val="0"/>
+                        </a:ext>
+                      </a:extLst>
+                    </a:blip>
+                    <a:srcRect/>
+                    <a:stretch>
+                      <a:fillRect/>
+                    </a:stretch>
+                  </pic:blipFill>
+                  <pic:spPr bwMode="auto">
+                    <a:xfrm>
+                      <a:off x="0" y="0"/>
+                      <a:ext cx="4930140" cy="883920"/>
+                    </a:xfrm>
+                    <a:prstGeom prst="rect">
+                      <a:avLst/>
+                    </a:prstGeom>
+                    <a:noFill/>
+                    <a:ln>
+                      <a:noFill/>
+                    </a:ln>
+                  </pic:spPr>
+                </pic:pic>
+              </a:graphicData>
+            </a:graphic>
+          </wp:inline>
+        </w:drawing>
+      </w:r>
+    </w:p>
+    <w:p/>
+    <w:p/>
     <w:sectPr>
       <w:pgSz w:w="11906" w:h="16838"/>
       <w:pgMar w:top="720" w:right="720" w:bottom="720" w:left="720" w:header="708" w:footer="708" w:gutter="0"/>
@@ -807,6 +1021,154 @@
     </w:sectPr>
   </w:body>
 </w:document>
+</file>
+
+<file path=word/numbering.xml><?xml version="1.0" encoding="utf-8"?>
+<w:numbering xmlns:wpc="http://schemas.microsoft.com/office/word/2010/wordprocessingCanvas" xmlns:cx="http://schemas.microsoft.com/office/drawing/2014/chartex" xmlns:cx1="http://schemas.microsoft.com/office/drawing/2015/9/8/chartex" xmlns:cx2="http://schemas.microsoft.com/office/drawing/2015/10/21/chartex" xmlns:cx3="http://schemas.microsoft.com/office/drawing/2016/5/9/chartex" xmlns:cx4="http://schemas.microsoft.com/office/drawing/2016/5/10/chartex" xmlns:cx5="http://schemas.microsoft.com/office/drawing/2016/5/11/chartex" xmlns:cx6="http://schemas.microsoft.com/office/drawing/2016/5/12/chartex" xmlns:cx7="http://schemas.microsoft.com/office/drawing/2016/5/13/chartex" xmlns:cx8="http://schemas.microsoft.com/office/drawing/2016/5/14/chartex" xmlns:mc="http://schemas.openxmlformats.org/markup-compatibility/2006" xmlns:aink="http://schemas.microsoft.com/office/drawing/2016/ink" xmlns:am3d="http://schemas.microsoft.com/office/drawing/2017/model3d" xmlns:o="urn:schemas-microsoft-com:office:office" xmlns:oel="http://schemas.microsoft.com/office/2019/extlst" xmlns:r="http://schemas.openxmlformats.org/officeDocument/2006/relationships" xmlns:m="http://schemas.openxmlformats.org/officeDocument/2006/math" xmlns:v="urn:schemas-microsoft-com:vml" xmlns:wp14="http://schemas.microsoft.com/office/word/2010/wordprocessingDrawing" xmlns:wp="http://schemas.openxmlformats.org/drawingml/2006/wordprocessingDrawing" xmlns:w10="urn:schemas-microsoft-com:office:word" xmlns:w="http://schemas.openxmlformats.org/wordprocessingml/2006/main" xmlns:w14="http://schemas.microsoft.com/office/word/2010/wordml" xmlns:w15="http://schemas.microsoft.com/office/word/2012/wordml" xmlns:w16cex="http://schemas.microsoft.com/office/word/2018/wordml/cex" xmlns:w16cid="http://schemas.microsoft.com/office/word/2016/wordml/cid" xmlns:w16="http://schemas.microsoft.com/office/word/2018/wordml" xmlns:w16du="http://schemas.microsoft.com/office/word/2023/wordml/word16du" xmlns:w16sdtdh="http://schemas.microsoft.com/office/word/2020/wordml/sdtdatahash" xmlns:w16sdtfl="http://schemas.microsoft.com/office/word/2024/wordml/sdtformatlock" xmlns:w16se="http://schemas.microsoft.com/office/word/2015/wordml/symex" xmlns:wpg="http://schemas.microsoft.com/office/word/2010/wordprocessingGroup" xmlns:wpi="http://schemas.microsoft.com/office/word/2010/wordprocessingInk" xmlns:wne="http://schemas.microsoft.com/office/word/2006/wordml" xmlns:wps="http://schemas.microsoft.com/office/word/2010/wordprocessingShape" mc:Ignorable="w14 w15 w16se w16cid w16 w16cex w16sdtdh w16sdtfl w16du wp14">
+  <w:abstractNum w:abstractNumId="0" w15:restartNumberingAfterBreak="0">
+    <w:nsid w:val="3D8A05E2"/>
+    <w:multiLevelType w:val="multilevel"/>
+    <w:tmpl w:val="BDC02072"/>
+    <w:lvl w:ilvl="0">
+      <w:start w:val="1"/>
+      <w:numFmt w:val="decimal"/>
+      <w:lvlText w:val="%1."/>
+      <w:lvlJc w:val="left"/>
+      <w:pPr>
+        <w:tabs>
+          <w:tab w:val="num" w:pos="720"/>
+        </w:tabs>
+        <w:ind w:left="720" w:hanging="360"/>
+      </w:pPr>
+    </w:lvl>
+    <w:lvl w:ilvl="1">
+      <w:start w:val="1"/>
+      <w:numFmt w:val="decimal"/>
+      <w:lvlText w:val="%2."/>
+      <w:lvlJc w:val="left"/>
+      <w:pPr>
+        <w:tabs>
+          <w:tab w:val="num" w:pos="1440"/>
+        </w:tabs>
+        <w:ind w:left="1440" w:hanging="360"/>
+      </w:pPr>
+    </w:lvl>
+    <w:lvl w:ilvl="2">
+      <w:start w:val="1"/>
+      <w:numFmt w:val="decimal"/>
+      <w:lvlText w:val="%3."/>
+      <w:lvlJc w:val="left"/>
+      <w:pPr>
+        <w:tabs>
+          <w:tab w:val="num" w:pos="2160"/>
+        </w:tabs>
+        <w:ind w:left="2160" w:hanging="360"/>
+      </w:pPr>
+    </w:lvl>
+    <w:lvl w:ilvl="3">
+      <w:start w:val="1"/>
+      <w:numFmt w:val="decimal"/>
+      <w:lvlText w:val="%4."/>
+      <w:lvlJc w:val="left"/>
+      <w:pPr>
+        <w:tabs>
+          <w:tab w:val="num" w:pos="2880"/>
+        </w:tabs>
+        <w:ind w:left="2880" w:hanging="360"/>
+      </w:pPr>
+    </w:lvl>
+    <w:lvl w:ilvl="4">
+      <w:start w:val="1"/>
+      <w:numFmt w:val="decimal"/>
+      <w:lvlText w:val="%5."/>
+      <w:lvlJc w:val="left"/>
+      <w:pPr>
+        <w:tabs>
+          <w:tab w:val="num" w:pos="3600"/>
+        </w:tabs>
+        <w:ind w:left="3600" w:hanging="360"/>
+      </w:pPr>
+    </w:lvl>
+    <w:lvl w:ilvl="5">
+      <w:start w:val="1"/>
+      <w:numFmt w:val="decimal"/>
+      <w:lvlText w:val="%6."/>
+      <w:lvlJc w:val="left"/>
+      <w:pPr>
+        <w:tabs>
+          <w:tab w:val="num" w:pos="4320"/>
+        </w:tabs>
+        <w:ind w:left="4320" w:hanging="360"/>
+      </w:pPr>
+    </w:lvl>
+    <w:lvl w:ilvl="6">
+      <w:start w:val="1"/>
+      <w:numFmt w:val="decimal"/>
+      <w:lvlText w:val="%7."/>
+      <w:lvlJc w:val="left"/>
+      <w:pPr>
+        <w:tabs>
+          <w:tab w:val="num" w:pos="5040"/>
+        </w:tabs>
+        <w:ind w:left="5040" w:hanging="360"/>
+      </w:pPr>
+    </w:lvl>
+    <w:lvl w:ilvl="7">
+      <w:start w:val="1"/>
+      <w:numFmt w:val="decimal"/>
+      <w:lvlText w:val="%8."/>
+      <w:lvlJc w:val="left"/>
+      <w:pPr>
+        <w:tabs>
+          <w:tab w:val="num" w:pos="5760"/>
+        </w:tabs>
+        <w:ind w:left="5760" w:hanging="360"/>
+      </w:pPr>
+    </w:lvl>
+    <w:lvl w:ilvl="8">
+      <w:start w:val="1"/>
+      <w:numFmt w:val="decimal"/>
+      <w:lvlText w:val="%9."/>
+      <w:lvlJc w:val="left"/>
+      <w:pPr>
+        <w:tabs>
+          <w:tab w:val="num" w:pos="6480"/>
+        </w:tabs>
+        <w:ind w:left="6480" w:hanging="360"/>
+      </w:pPr>
+    </w:lvl>
+  </w:abstractNum>
+  <w:num w:numId="1" w16cid:durableId="1058742417">
+    <w:abstractNumId w:val="0"/>
+    <w:lvlOverride w:ilvl="0">
+      <w:startOverride w:val="1"/>
+    </w:lvlOverride>
+    <w:lvlOverride w:ilvl="1">
+      <w:startOverride w:val="1"/>
+    </w:lvlOverride>
+    <w:lvlOverride w:ilvl="2">
+      <w:startOverride w:val="1"/>
+    </w:lvlOverride>
+    <w:lvlOverride w:ilvl="3">
+      <w:startOverride w:val="1"/>
+    </w:lvlOverride>
+    <w:lvlOverride w:ilvl="4">
+      <w:startOverride w:val="1"/>
+    </w:lvlOverride>
+    <w:lvlOverride w:ilvl="5">
+      <w:startOverride w:val="1"/>
+    </w:lvlOverride>
+    <w:lvlOverride w:ilvl="6">
+      <w:startOverride w:val="1"/>
+    </w:lvlOverride>
+    <w:lvlOverride w:ilvl="7">
+      <w:startOverride w:val="1"/>
+    </w:lvlOverride>
+    <w:lvlOverride w:ilvl="8">
+      <w:startOverride w:val="1"/>
+    </w:lvlOverride>
+  </w:num>
+</w:numbering>
 </file>
 
 <file path=word/styles.xml><?xml version="1.0" encoding="utf-8"?>
